--- a/hin/docx/16.content.docx
+++ b/hin/docx/16.content.docx
@@ -136,13 +136,6 @@
         <w:rPr>
           <w:lang w:val="hi_IN" w:bidi="hi_IN"/>
         </w:rPr>
-      </w:r>
-      <w:r>
-        <w:rPr>
-          <w:i/>
-          <w:lang w:val="hi_IN" w:bidi="hi_IN"/>
-        </w:rPr>
-        <w:t>नहेम्याह 1:1, नहेम्याह 1:1–2, नहेम्याह 1:3, नहेम्याह 1:4, नहेम्याह 1:4 (#2), नहेम्याह 1:6–7, नहेम्याह 1:8–11, नहेम्याह 1:11, नहेम्याह 2:1, नहेम्याह 2:3, नहेम्याह 2:4, नहेम्याह 2:4–5, नहेम्याह 2:9–10, नहेम्याह 2:12, नहेम्याह 2:17–18, नहेम्याह 2:19–20, नहेम्याह 3:1, नहेम्याह 3:3, नहेम्याह 3:5, नहेम्याह 3:6, नहेम्याह 3:8, नहेम्याह 3:11, नहेम्याह 3:12, नहेम्याह 3:13, नहेम्याह 3:14, नहेम्याह 3:15, नहेम्याह 3:16, नहेम्याह 3:20, नहेम्याह 3:23, नहेम्याह 3:28, नहेम्याह 3:32, नहेम्याह 4:1–3, नहेम्याह 4:4–6, नहेम्याह 4:7–9, नहेम्याह 4:12–14, नहेम्याह 4:15, नहेम्याह 4:16, नहेम्याह 4:19–20, नहेम्याह 4:21–23, नहेम्याह 5:1–5, नहेम्याह 5:7, नहेम्याह 5:8, नहेम्याह 5:9–11, नहेम्याह 5:12–13, नहेम्याह 5:14–15, नहेम्याह 5:17, नहेम्याह 5:19, नहेम्याह 6:2, नहेम्याह 6:3, नहेम्याह 6:5, नहेम्याह 6:5–6, नहेम्याह 6:8, नहेम्याह 6:8–9, नहेम्याह 6:10–11, नहेम्याह 6:13, नहेम्याह 6:14, नहेम्याह 6:15–16, नहेम्याह 7:1–2, नहेम्याह 7:3, नहेम्याह 7:4, नहेम्याह 7:5, नहेम्याह 7:64, नहेम्याह 7:65, नहेम्याह 7:65 (#2), नहेम्याह 7:66, नहेम्याह 7:70–72, नहेम्याह 7:73, नहेम्याह 8:1–2, नहेम्याह 8:2–3, नहेम्याह 8:3, नहेम्याह 8:5, नहेम्याह 8:7–8, नहेम्याह 8:7–8 (#2), नहेम्याह 8:9–10, नहेम्याह 8:13–14, नहेम्याह 8:16, नहेम्याह 8:17, नहेम्याह 8:17 (#2), नहेम्याह 8:18, नहेम्याह 9:1–2, नहेम्याह 9:5–6, नहेम्याह 9:7–8, नहेम्याह 9:9–10, नहेम्याह 9:11, नहेम्याह 9:12–13, नहेम्याह 9:14–15, नहेम्याह 9:16–17, नहेम्याह 9:16–17 (#2), नहेम्याह 9:20, नहेम्याह 9:21, नहेम्याह 9:23–24, नहेम्याह 9:25, नहेम्याह 9:26–27, नहेम्याह 9:27, नहेम्याह 9:37, नहेम्याह 9:37 (#2), नहेम्याह 9:38, नहेम्याह 9:38 (#2), नहेम्याह 10:28–29, नहेम्याह 10:30–31, नहेम्याह 10:32–33, नहेम्याह 10:34, नेहेम्याह 10:35, नहेम्याह 10:36, नेहेम्याह 10:38, नहेम्याह 10:39, नहेम्याह 11:1, नहेम्याह 11:20, नहेम्याह 12:23, नहेम्याह 12:27, नहेम्याह 12:30, नहेम्याह 12:31, नहेम्याह 12:31 (#2), नहेम्याह 12:31 (#3), नहेम्याह 12:42, नहेम्याह 12:43, नहेम्याह 12:44, नहेम्याह 12:47, नहेम्याह 13:1–2, नहेम्याह 13:5, नहेम्याह 13:6, नहेम्याह 13:8, नहेम्याह 13:10, नहेम्याह 13:13, नहेम्याह 13:15, नहेम्याह 13:16, नहेम्याह 13:19, नहेम्याह 13:22, नहेम्याह13:24, नहेम्याह 13:25, नहेम्याह 13:31</w:t>
       </w:r>
       <w:r>
         <w:rPr>

--- a/hin/docx/16.content.docx
+++ b/hin/docx/16.content.docx
@@ -123,19 +123,6 @@
           <w:lang w:val="hi_IN" w:bidi="hi_IN"/>
         </w:rPr>
         <w:t>NEH</w:t>
-      </w:r>
-      <w:r>
-        <w:rPr>
-          <w:lang w:val="hi_IN" w:bidi="hi_IN"/>
-        </w:rPr>
-      </w:r>
-    </w:p>
-    <w:p>
-      <w:pPr/>
-      <w:r>
-        <w:rPr>
-          <w:lang w:val="hi_IN" w:bidi="hi_IN"/>
-        </w:rPr>
       </w:r>
       <w:r>
         <w:rPr>

--- a/hin/docx/16.content.docx
+++ b/hin/docx/16.content.docx
@@ -19,7 +19,7 @@
         <w:rPr>
           <w:lang w:val="hi_IN" w:bidi="hi_IN"/>
         </w:rPr>
-        <w:t>Resource: अनुवाद प्रश्न (unfoldingWord)</w:t>
+        <w:t>Resource: unfoldingWord® Translation Questions</w:t>
       </w:r>
       <w:r>
         <w:rPr>
@@ -85,7 +85,7 @@
         <w:rPr>
           <w:lang w:val="hi_IN" w:bidi="hi_IN"/>
         </w:rPr>
-        <w:t>अनुवाद प्रश्न (unfoldingWord)</w:t>
+        <w:t>unfoldingWord® Translation Questions</w:t>
       </w:r>
     </w:p>
     <w:p>
